--- a/05_Test_Report_and_Metrics/Book4.docx
+++ b/05_Test_Report_and_Metrics/Book4.docx
@@ -14,21 +14,32 @@
           <w:b/>
           <w:bCs/>
         </w:rPr>
-        <w:t>1</w:t>
-      </w:r>
+        <w:t>2. Phân bố lỗi (Defect Distribution)</w:t>
+      </w:r>
+    </w:p>
+    <w:p>
+      <w:pPr>
+        <w:numPr>
+          <w:ilvl w:val="0"/>
+          <w:numId w:val="3"/>
+        </w:numPr>
+      </w:pPr>
       <w:r>
         <w:rPr>
           <w:b/>
           <w:bCs/>
         </w:rPr>
-        <w:t>. Nhận xét chất lượng hệ thống (Quality Assessment)</w:t>
+        <w:t>Tổng số lỗi tìm thấy:</w:t>
+      </w:r>
+      <w:r>
+        <w:t xml:space="preserve"> 10</w:t>
       </w:r>
     </w:p>
     <w:p>
       <w:pPr>
         <w:numPr>
           <w:ilvl w:val="0"/>
-          <w:numId w:val="1"/>
+          <w:numId w:val="3"/>
         </w:numPr>
       </w:pPr>
       <w:r>
@@ -36,45 +47,62 @@
           <w:b/>
           <w:bCs/>
         </w:rPr>
-        <w:t>Về chức năng:</w:t>
-      </w:r>
-      <w:r>
-        <w:t xml:space="preserve"> Các tính năng cơ bản như Tìm kiếm sản phẩm, Thêm vào giỏ hàng và Đăng nhập hoạt động khá ổn định. Tuy nhiên, luồng nghiệp vụ quan trọng nhất là </w:t>
-      </w:r>
-      <w:r>
+        <w:t>Số lỗi theo Severity:</w:t>
+      </w:r>
+    </w:p>
+    <w:p>
+      <w:pPr>
+        <w:numPr>
+          <w:ilvl w:val="1"/>
+          <w:numId w:val="3"/>
+        </w:numPr>
+      </w:pPr>
+      <w:r>
+        <w:t>Critical: 2</w:t>
+      </w:r>
+    </w:p>
+    <w:p>
+      <w:pPr>
+        <w:numPr>
+          <w:ilvl w:val="1"/>
+          <w:numId w:val="3"/>
+        </w:numPr>
+      </w:pPr>
+      <w:r>
+        <w:t>Major: 5</w:t>
+      </w:r>
+    </w:p>
+    <w:p>
+      <w:pPr>
+        <w:numPr>
+          <w:ilvl w:val="1"/>
+          <w:numId w:val="3"/>
+        </w:numPr>
+      </w:pPr>
+      <w:r>
+        <w:t>Minor: 3</w:t>
+      </w:r>
+    </w:p>
+    <w:p>
+      <w:pPr>
         <w:rPr>
           <w:b/>
           <w:bCs/>
         </w:rPr>
-        <w:t>Thanh toán Visa</w:t>
-      </w:r>
-      <w:r>
-        <w:t xml:space="preserve"> đang bị lỗi nghiêm trọng (Critical), khiến người dùng không thể hoàn tất đơn hàng.</w:t>
-      </w:r>
-    </w:p>
-    <w:p>
-      <w:pPr>
-        <w:numPr>
-          <w:ilvl w:val="0"/>
-          <w:numId w:val="1"/>
-        </w:numPr>
       </w:pPr>
       <w:r>
         <w:rPr>
           <w:b/>
           <w:bCs/>
         </w:rPr>
-        <w:t>Về bảo mật:</w:t>
-      </w:r>
-      <w:r>
-        <w:t xml:space="preserve"> Hệ thống chưa kiểm soát tốt độ dài mật khẩu tại trang Đăng ký, vi phạm yêu cầu nghiệp vụ R3.</w:t>
+        <w:t>3. Top 5 lỗi nghiêm trọng nhất</w:t>
       </w:r>
     </w:p>
     <w:p>
       <w:pPr>
         <w:numPr>
           <w:ilvl w:val="0"/>
-          <w:numId w:val="1"/>
+          <w:numId w:val="4"/>
         </w:numPr>
       </w:pPr>
       <w:r>
@@ -82,114 +110,182 @@
           <w:b/>
           <w:bCs/>
         </w:rPr>
-        <w:t>Về giao diện:</w:t>
-      </w:r>
-      <w:r>
-        <w:t xml:space="preserve"> Có một vài lỗi nhỏ về hiển thị (Minor) nhưng không ảnh hưởng đến luồng sử dụng chính.</w:t>
+        <w:t>BUG_CH_001 (Critical):</w:t>
+      </w:r>
+      <w:r>
+        <w:t xml:space="preserve"> Không thông báo lỗi khi checkout không địa chỉ.</w:t>
       </w:r>
     </w:p>
     <w:p>
-      <w:r>
-        <w:pict w14:anchorId="606DAD8E">
-          <v:rect id="_x0000_i1031" style="width:0;height:1.5pt" o:hralign="center" o:hrstd="t" o:hr="t" fillcolor="#a0a0a0" stroked="f"/>
-        </w:pict>
-      </w:r>
-    </w:p>
-    <w:p>
-      <w:pPr>
+      <w:pPr>
+        <w:numPr>
+          <w:ilvl w:val="0"/>
+          <w:numId w:val="4"/>
+        </w:numPr>
+      </w:pPr>
+      <w:r>
         <w:rPr>
           <w:b/>
           <w:bCs/>
         </w:rPr>
+        <w:t>BUG_AUTH_001 (Critical):</w:t>
+      </w:r>
+      <w:r>
+        <w:t xml:space="preserve"> Cho phép đặt mật khẩu quá ngắn.</w:t>
+      </w:r>
+    </w:p>
+    <w:p>
+      <w:pPr>
+        <w:numPr>
+          <w:ilvl w:val="0"/>
+          <w:numId w:val="4"/>
+        </w:numPr>
       </w:pPr>
       <w:r>
         <w:rPr>
           <w:b/>
           <w:bCs/>
         </w:rPr>
-        <w:t>2</w:t>
-      </w:r>
+        <w:t>BUG_CART_001 (Major):</w:t>
+      </w:r>
+      <w:r>
+        <w:t xml:space="preserve"> Tổng tiền không cập nhật khi xóa SP.</w:t>
+      </w:r>
+    </w:p>
+    <w:p>
+      <w:pPr>
+        <w:numPr>
+          <w:ilvl w:val="0"/>
+          <w:numId w:val="4"/>
+        </w:numPr>
+      </w:pPr>
       <w:r>
         <w:rPr>
           <w:b/>
           <w:bCs/>
         </w:rPr>
-        <w:t>. Quyết định (Release Decision)</w:t>
+        <w:t>BUG_PC_001 (Major):</w:t>
+      </w:r>
+      <w:r>
+        <w:t xml:space="preserve"> Tìm kiếm không chính xác.</w:t>
       </w:r>
     </w:p>
     <w:p>
       <w:pPr>
+        <w:numPr>
+          <w:ilvl w:val="0"/>
+          <w:numId w:val="4"/>
+        </w:numPr>
+      </w:pPr>
+      <w:r>
         <w:rPr>
           <w:b/>
           <w:bCs/>
         </w:rPr>
-      </w:pPr>
+        <w:t>BUG_CH_002 (Major):</w:t>
+      </w:r>
+      <w:r>
+        <w:t xml:space="preserve"> Lỗi lưu trạng thái thanh toán COD.</w:t>
+      </w:r>
+    </w:p>
+    <w:p>
+      <w:pPr>
+        <w:rPr>
+          <w:b/>
+          <w:bCs/>
+        </w:rPr>
+      </w:pPr>
+      <w:r>
+        <w:rPr>
+          <w:b/>
+          <w:bCs/>
+        </w:rPr>
+        <w:t>4. Nhận xét chất lượng hệ thống</w:t>
+      </w:r>
+    </w:p>
+    <w:p>
+      <w:pPr>
+        <w:numPr>
+          <w:ilvl w:val="0"/>
+          <w:numId w:val="5"/>
+        </w:numPr>
+      </w:pPr>
+      <w:r>
+        <w:t>Hệ thống hoạt động khá tốt ở các chức năng cơ bản (Xem sản phẩm, Đăng nhập).</w:t>
+      </w:r>
+    </w:p>
+    <w:p>
+      <w:pPr>
+        <w:numPr>
+          <w:ilvl w:val="0"/>
+          <w:numId w:val="5"/>
+        </w:numPr>
+      </w:pPr>
+      <w:r>
+        <w:t xml:space="preserve">Tuy nhiên, tồn tại lỗi </w:t>
+      </w:r>
+      <w:r>
+        <w:rPr>
+          <w:b/>
+          <w:bCs/>
+        </w:rPr>
+        <w:t>Critical</w:t>
+      </w:r>
+      <w:r>
+        <w:t xml:space="preserve"> nghiêm trọng ở quy trình thanh toán (không kiểm tra địa chỉ) và bảo mật (mật khẩu yếu).</w:t>
+      </w:r>
+    </w:p>
+    <w:p>
+      <w:pPr>
+        <w:numPr>
+          <w:ilvl w:val="0"/>
+          <w:numId w:val="5"/>
+        </w:numPr>
+      </w:pPr>
+      <w:r>
+        <w:t>Logic tính toán giỏ hàng (Cart) chưa chính xác.</w:t>
+      </w:r>
+    </w:p>
+    <w:p>
+      <w:pPr>
+        <w:rPr>
+          <w:b/>
+          <w:bCs/>
+        </w:rPr>
+      </w:pPr>
+      <w:r>
+        <w:rPr>
+          <w:b/>
+          <w:bCs/>
+        </w:rPr>
+        <w:t>5. Kết luận (Release Decision)</w:t>
+      </w:r>
+    </w:p>
+    <w:p>
       <w:r>
         <w:rPr>
           <w:rFonts w:ascii="Segoe UI Emoji" w:hAnsi="Segoe UI Emoji" w:cs="Segoe UI Emoji"/>
           <w:b/>
           <w:bCs/>
         </w:rPr>
-        <w:t>🔴</w:t>
+        <w:t>❌</w:t>
       </w:r>
       <w:r>
         <w:rPr>
           <w:b/>
           <w:bCs/>
         </w:rPr>
-        <w:t xml:space="preserve"> QUYẾT ĐỊNH: NO-RELEASE (KHÔNG PHÁT HÀNH)</w:t>
-      </w:r>
-    </w:p>
-    <w:p>
+        <w:t xml:space="preserve"> NO-RELEASE (Không cho phép phát hành)</w:t>
+      </w:r>
+      <w:r>
+        <w:t xml:space="preserve"> </w:t>
+      </w:r>
       <w:r>
         <w:rPr>
-          <w:b/>
-          <w:bCs/>
+          <w:i/>
+          <w:iCs/>
         </w:rPr>
-        <w:t>Lý do:</w:t>
-      </w:r>
-    </w:p>
-    <w:p>
-      <w:pPr>
-        <w:numPr>
-          <w:ilvl w:val="0"/>
-          <w:numId w:val="2"/>
-        </w:numPr>
-      </w:pPr>
-      <w:r>
-        <w:t xml:space="preserve">Hệ thống vẫn còn tồn tại </w:t>
-      </w:r>
-      <w:r>
-        <w:rPr>
-          <w:b/>
-          <w:bCs/>
-        </w:rPr>
-        <w:t>02 lỗi Critical</w:t>
-      </w:r>
-      <w:r>
-        <w:t xml:space="preserve"> ảnh hưởng đến bảo mật tài khoản và quy trình thanh toán tiền của khách hàng.</w:t>
-      </w:r>
-    </w:p>
-    <w:p>
-      <w:pPr>
-        <w:numPr>
-          <w:ilvl w:val="0"/>
-          <w:numId w:val="2"/>
-        </w:numPr>
-      </w:pPr>
-      <w:r>
-        <w:t>Tỷ lệ Pass (77.7%) chưa đạt ngưỡng an toàn tối thiểu (95%) theo kế hoạch kiểm thử đã đề ra.</w:t>
-      </w:r>
-    </w:p>
-    <w:p>
-      <w:pPr>
-        <w:numPr>
-          <w:ilvl w:val="0"/>
-          <w:numId w:val="2"/>
-        </w:numPr>
-      </w:pPr>
-      <w:r>
-        <w:t>Cần ít nhất một đợt kiểm thử hồi quy (Regression Testing) sau khi đội lập trình xác nhận đã sửa xong các lỗi thuộc mức Critical và Major.</w:t>
+        <w:t>Lý do: Còn tồn tại bug mức độ Critical ảnh hưởng trực tiếp đến quy trình mua hàng.</w:t>
       </w:r>
     </w:p>
     <w:p/>
@@ -206,6 +302,417 @@
 <file path=word/numbering.xml><?xml version="1.0" encoding="utf-8"?>
 <w:numbering xmlns:wpc="http://schemas.microsoft.com/office/word/2010/wordprocessingCanvas" xmlns:cx="http://schemas.microsoft.com/office/drawing/2014/chartex" xmlns:cx1="http://schemas.microsoft.com/office/drawing/2015/9/8/chartex" xmlns:cx2="http://schemas.microsoft.com/office/drawing/2015/10/21/chartex" xmlns:cx3="http://schemas.microsoft.com/office/drawing/2016/5/9/chartex" xmlns:cx4="http://schemas.microsoft.com/office/drawing/2016/5/10/chartex" xmlns:cx5="http://schemas.microsoft.com/office/drawing/2016/5/11/chartex" xmlns:cx6="http://schemas.microsoft.com/office/drawing/2016/5/12/chartex" xmlns:cx7="http://schemas.microsoft.com/office/drawing/2016/5/13/chartex" xmlns:cx8="http://schemas.microsoft.com/office/drawing/2016/5/14/chartex" xmlns:mc="http://schemas.openxmlformats.org/markup-compatibility/2006" xmlns:aink="http://schemas.microsoft.com/office/drawing/2016/ink" xmlns:am3d="http://schemas.microsoft.com/office/drawing/2017/model3d" xmlns:o="urn:schemas-microsoft-com:office:office" xmlns:oel="http://schemas.microsoft.com/office/2019/extlst" xmlns:r="http://schemas.openxmlformats.org/officeDocument/2006/relationships" xmlns:m="http://schemas.openxmlformats.org/officeDocument/2006/math" xmlns:v="urn:schemas-microsoft-com:vml" xmlns:wp14="http://schemas.microsoft.com/office/word/2010/wordprocessingDrawing" xmlns:wp="http://schemas.openxmlformats.org/drawingml/2006/wordprocessingDrawing" xmlns:w10="urn:schemas-microsoft-com:office:word" xmlns:w="http://schemas.openxmlformats.org/wordprocessingml/2006/main" xmlns:w14="http://schemas.microsoft.com/office/word/2010/wordml" xmlns:w15="http://schemas.microsoft.com/office/word/2012/wordml" xmlns:w16cex="http://schemas.microsoft.com/office/word/2018/wordml/cex" xmlns:w16cid="http://schemas.microsoft.com/office/word/2016/wordml/cid" xmlns:w16="http://schemas.microsoft.com/office/word/2018/wordml" xmlns:w16sdtdh="http://schemas.microsoft.com/office/word/2020/wordml/sdtdatahash" xmlns:w16se="http://schemas.microsoft.com/office/word/2015/wordml/symex" xmlns:wpg="http://schemas.microsoft.com/office/word/2010/wordprocessingGroup" xmlns:wpi="http://schemas.microsoft.com/office/word/2010/wordprocessingInk" xmlns:wne="http://schemas.microsoft.com/office/word/2006/wordml" xmlns:wps="http://schemas.microsoft.com/office/word/2010/wordprocessingShape" mc:Ignorable="w14 w15 w16se w16cid w16 w16cex w16sdtdh wp14">
   <w:abstractNum w:abstractNumId="0" w15:restartNumberingAfterBreak="0">
+    <w:nsid w:val="34D45D5E"/>
+    <w:multiLevelType w:val="multilevel"/>
+    <w:tmpl w:val="6C7AE63C"/>
+    <w:lvl w:ilvl="0">
+      <w:start w:val="1"/>
+      <w:numFmt w:val="decimal"/>
+      <w:lvlText w:val="%1."/>
+      <w:lvlJc w:val="left"/>
+      <w:pPr>
+        <w:tabs>
+          <w:tab w:val="num" w:pos="720"/>
+        </w:tabs>
+        <w:ind w:left="720" w:hanging="360"/>
+      </w:pPr>
+    </w:lvl>
+    <w:lvl w:ilvl="1" w:tentative="1">
+      <w:start w:val="1"/>
+      <w:numFmt w:val="decimal"/>
+      <w:lvlText w:val="%2."/>
+      <w:lvlJc w:val="left"/>
+      <w:pPr>
+        <w:tabs>
+          <w:tab w:val="num" w:pos="1440"/>
+        </w:tabs>
+        <w:ind w:left="1440" w:hanging="360"/>
+      </w:pPr>
+    </w:lvl>
+    <w:lvl w:ilvl="2" w:tentative="1">
+      <w:start w:val="1"/>
+      <w:numFmt w:val="decimal"/>
+      <w:lvlText w:val="%3."/>
+      <w:lvlJc w:val="left"/>
+      <w:pPr>
+        <w:tabs>
+          <w:tab w:val="num" w:pos="2160"/>
+        </w:tabs>
+        <w:ind w:left="2160" w:hanging="360"/>
+      </w:pPr>
+    </w:lvl>
+    <w:lvl w:ilvl="3" w:tentative="1">
+      <w:start w:val="1"/>
+      <w:numFmt w:val="decimal"/>
+      <w:lvlText w:val="%4."/>
+      <w:lvlJc w:val="left"/>
+      <w:pPr>
+        <w:tabs>
+          <w:tab w:val="num" w:pos="2880"/>
+        </w:tabs>
+        <w:ind w:left="2880" w:hanging="360"/>
+      </w:pPr>
+    </w:lvl>
+    <w:lvl w:ilvl="4" w:tentative="1">
+      <w:start w:val="1"/>
+      <w:numFmt w:val="decimal"/>
+      <w:lvlText w:val="%5."/>
+      <w:lvlJc w:val="left"/>
+      <w:pPr>
+        <w:tabs>
+          <w:tab w:val="num" w:pos="3600"/>
+        </w:tabs>
+        <w:ind w:left="3600" w:hanging="360"/>
+      </w:pPr>
+    </w:lvl>
+    <w:lvl w:ilvl="5" w:tentative="1">
+      <w:start w:val="1"/>
+      <w:numFmt w:val="decimal"/>
+      <w:lvlText w:val="%6."/>
+      <w:lvlJc w:val="left"/>
+      <w:pPr>
+        <w:tabs>
+          <w:tab w:val="num" w:pos="4320"/>
+        </w:tabs>
+        <w:ind w:left="4320" w:hanging="360"/>
+      </w:pPr>
+    </w:lvl>
+    <w:lvl w:ilvl="6" w:tentative="1">
+      <w:start w:val="1"/>
+      <w:numFmt w:val="decimal"/>
+      <w:lvlText w:val="%7."/>
+      <w:lvlJc w:val="left"/>
+      <w:pPr>
+        <w:tabs>
+          <w:tab w:val="num" w:pos="5040"/>
+        </w:tabs>
+        <w:ind w:left="5040" w:hanging="360"/>
+      </w:pPr>
+    </w:lvl>
+    <w:lvl w:ilvl="7" w:tentative="1">
+      <w:start w:val="1"/>
+      <w:numFmt w:val="decimal"/>
+      <w:lvlText w:val="%8."/>
+      <w:lvlJc w:val="left"/>
+      <w:pPr>
+        <w:tabs>
+          <w:tab w:val="num" w:pos="5760"/>
+        </w:tabs>
+        <w:ind w:left="5760" w:hanging="360"/>
+      </w:pPr>
+    </w:lvl>
+    <w:lvl w:ilvl="8" w:tentative="1">
+      <w:start w:val="1"/>
+      <w:numFmt w:val="decimal"/>
+      <w:lvlText w:val="%9."/>
+      <w:lvlJc w:val="left"/>
+      <w:pPr>
+        <w:tabs>
+          <w:tab w:val="num" w:pos="6480"/>
+        </w:tabs>
+        <w:ind w:left="6480" w:hanging="360"/>
+      </w:pPr>
+    </w:lvl>
+  </w:abstractNum>
+  <w:abstractNum w:abstractNumId="1" w15:restartNumberingAfterBreak="0">
+    <w:nsid w:val="3CE720E2"/>
+    <w:multiLevelType w:val="multilevel"/>
+    <w:tmpl w:val="81AC2F1C"/>
+    <w:lvl w:ilvl="0">
+      <w:start w:val="1"/>
+      <w:numFmt w:val="bullet"/>
+      <w:lvlText w:val=""/>
+      <w:lvlJc w:val="left"/>
+      <w:pPr>
+        <w:tabs>
+          <w:tab w:val="num" w:pos="720"/>
+        </w:tabs>
+        <w:ind w:left="720" w:hanging="360"/>
+      </w:pPr>
+      <w:rPr>
+        <w:rFonts w:ascii="Symbol" w:hAnsi="Symbol" w:hint="default"/>
+        <w:sz w:val="20"/>
+      </w:rPr>
+    </w:lvl>
+    <w:lvl w:ilvl="1">
+      <w:start w:val="1"/>
+      <w:numFmt w:val="bullet"/>
+      <w:lvlText w:val="o"/>
+      <w:lvlJc w:val="left"/>
+      <w:pPr>
+        <w:tabs>
+          <w:tab w:val="num" w:pos="1440"/>
+        </w:tabs>
+        <w:ind w:left="1440" w:hanging="360"/>
+      </w:pPr>
+      <w:rPr>
+        <w:rFonts w:ascii="Courier New" w:hAnsi="Courier New" w:hint="default"/>
+        <w:sz w:val="20"/>
+      </w:rPr>
+    </w:lvl>
+    <w:lvl w:ilvl="2" w:tentative="1">
+      <w:start w:val="1"/>
+      <w:numFmt w:val="bullet"/>
+      <w:lvlText w:val=""/>
+      <w:lvlJc w:val="left"/>
+      <w:pPr>
+        <w:tabs>
+          <w:tab w:val="num" w:pos="2160"/>
+        </w:tabs>
+        <w:ind w:left="2160" w:hanging="360"/>
+      </w:pPr>
+      <w:rPr>
+        <w:rFonts w:ascii="Wingdings" w:hAnsi="Wingdings" w:hint="default"/>
+        <w:sz w:val="20"/>
+      </w:rPr>
+    </w:lvl>
+    <w:lvl w:ilvl="3" w:tentative="1">
+      <w:start w:val="1"/>
+      <w:numFmt w:val="bullet"/>
+      <w:lvlText w:val=""/>
+      <w:lvlJc w:val="left"/>
+      <w:pPr>
+        <w:tabs>
+          <w:tab w:val="num" w:pos="2880"/>
+        </w:tabs>
+        <w:ind w:left="2880" w:hanging="360"/>
+      </w:pPr>
+      <w:rPr>
+        <w:rFonts w:ascii="Wingdings" w:hAnsi="Wingdings" w:hint="default"/>
+        <w:sz w:val="20"/>
+      </w:rPr>
+    </w:lvl>
+    <w:lvl w:ilvl="4" w:tentative="1">
+      <w:start w:val="1"/>
+      <w:numFmt w:val="bullet"/>
+      <w:lvlText w:val=""/>
+      <w:lvlJc w:val="left"/>
+      <w:pPr>
+        <w:tabs>
+          <w:tab w:val="num" w:pos="3600"/>
+        </w:tabs>
+        <w:ind w:left="3600" w:hanging="360"/>
+      </w:pPr>
+      <w:rPr>
+        <w:rFonts w:ascii="Wingdings" w:hAnsi="Wingdings" w:hint="default"/>
+        <w:sz w:val="20"/>
+      </w:rPr>
+    </w:lvl>
+    <w:lvl w:ilvl="5" w:tentative="1">
+      <w:start w:val="1"/>
+      <w:numFmt w:val="bullet"/>
+      <w:lvlText w:val=""/>
+      <w:lvlJc w:val="left"/>
+      <w:pPr>
+        <w:tabs>
+          <w:tab w:val="num" w:pos="4320"/>
+        </w:tabs>
+        <w:ind w:left="4320" w:hanging="360"/>
+      </w:pPr>
+      <w:rPr>
+        <w:rFonts w:ascii="Wingdings" w:hAnsi="Wingdings" w:hint="default"/>
+        <w:sz w:val="20"/>
+      </w:rPr>
+    </w:lvl>
+    <w:lvl w:ilvl="6" w:tentative="1">
+      <w:start w:val="1"/>
+      <w:numFmt w:val="bullet"/>
+      <w:lvlText w:val=""/>
+      <w:lvlJc w:val="left"/>
+      <w:pPr>
+        <w:tabs>
+          <w:tab w:val="num" w:pos="5040"/>
+        </w:tabs>
+        <w:ind w:left="5040" w:hanging="360"/>
+      </w:pPr>
+      <w:rPr>
+        <w:rFonts w:ascii="Wingdings" w:hAnsi="Wingdings" w:hint="default"/>
+        <w:sz w:val="20"/>
+      </w:rPr>
+    </w:lvl>
+    <w:lvl w:ilvl="7" w:tentative="1">
+      <w:start w:val="1"/>
+      <w:numFmt w:val="bullet"/>
+      <w:lvlText w:val=""/>
+      <w:lvlJc w:val="left"/>
+      <w:pPr>
+        <w:tabs>
+          <w:tab w:val="num" w:pos="5760"/>
+        </w:tabs>
+        <w:ind w:left="5760" w:hanging="360"/>
+      </w:pPr>
+      <w:rPr>
+        <w:rFonts w:ascii="Wingdings" w:hAnsi="Wingdings" w:hint="default"/>
+        <w:sz w:val="20"/>
+      </w:rPr>
+    </w:lvl>
+    <w:lvl w:ilvl="8" w:tentative="1">
+      <w:start w:val="1"/>
+      <w:numFmt w:val="bullet"/>
+      <w:lvlText w:val=""/>
+      <w:lvlJc w:val="left"/>
+      <w:pPr>
+        <w:tabs>
+          <w:tab w:val="num" w:pos="6480"/>
+        </w:tabs>
+        <w:ind w:left="6480" w:hanging="360"/>
+      </w:pPr>
+      <w:rPr>
+        <w:rFonts w:ascii="Wingdings" w:hAnsi="Wingdings" w:hint="default"/>
+        <w:sz w:val="20"/>
+      </w:rPr>
+    </w:lvl>
+  </w:abstractNum>
+  <w:abstractNum w:abstractNumId="2" w15:restartNumberingAfterBreak="0">
+    <w:nsid w:val="4B583528"/>
+    <w:multiLevelType w:val="multilevel"/>
+    <w:tmpl w:val="DF7C40CC"/>
+    <w:lvl w:ilvl="0">
+      <w:start w:val="1"/>
+      <w:numFmt w:val="bullet"/>
+      <w:lvlText w:val=""/>
+      <w:lvlJc w:val="left"/>
+      <w:pPr>
+        <w:tabs>
+          <w:tab w:val="num" w:pos="720"/>
+        </w:tabs>
+        <w:ind w:left="720" w:hanging="360"/>
+      </w:pPr>
+      <w:rPr>
+        <w:rFonts w:ascii="Symbol" w:hAnsi="Symbol" w:hint="default"/>
+        <w:sz w:val="20"/>
+      </w:rPr>
+    </w:lvl>
+    <w:lvl w:ilvl="1" w:tentative="1">
+      <w:start w:val="1"/>
+      <w:numFmt w:val="bullet"/>
+      <w:lvlText w:val="o"/>
+      <w:lvlJc w:val="left"/>
+      <w:pPr>
+        <w:tabs>
+          <w:tab w:val="num" w:pos="1440"/>
+        </w:tabs>
+        <w:ind w:left="1440" w:hanging="360"/>
+      </w:pPr>
+      <w:rPr>
+        <w:rFonts w:ascii="Courier New" w:hAnsi="Courier New" w:hint="default"/>
+        <w:sz w:val="20"/>
+      </w:rPr>
+    </w:lvl>
+    <w:lvl w:ilvl="2" w:tentative="1">
+      <w:start w:val="1"/>
+      <w:numFmt w:val="bullet"/>
+      <w:lvlText w:val=""/>
+      <w:lvlJc w:val="left"/>
+      <w:pPr>
+        <w:tabs>
+          <w:tab w:val="num" w:pos="2160"/>
+        </w:tabs>
+        <w:ind w:left="2160" w:hanging="360"/>
+      </w:pPr>
+      <w:rPr>
+        <w:rFonts w:ascii="Wingdings" w:hAnsi="Wingdings" w:hint="default"/>
+        <w:sz w:val="20"/>
+      </w:rPr>
+    </w:lvl>
+    <w:lvl w:ilvl="3" w:tentative="1">
+      <w:start w:val="1"/>
+      <w:numFmt w:val="bullet"/>
+      <w:lvlText w:val=""/>
+      <w:lvlJc w:val="left"/>
+      <w:pPr>
+        <w:tabs>
+          <w:tab w:val="num" w:pos="2880"/>
+        </w:tabs>
+        <w:ind w:left="2880" w:hanging="360"/>
+      </w:pPr>
+      <w:rPr>
+        <w:rFonts w:ascii="Wingdings" w:hAnsi="Wingdings" w:hint="default"/>
+        <w:sz w:val="20"/>
+      </w:rPr>
+    </w:lvl>
+    <w:lvl w:ilvl="4" w:tentative="1">
+      <w:start w:val="1"/>
+      <w:numFmt w:val="bullet"/>
+      <w:lvlText w:val=""/>
+      <w:lvlJc w:val="left"/>
+      <w:pPr>
+        <w:tabs>
+          <w:tab w:val="num" w:pos="3600"/>
+        </w:tabs>
+        <w:ind w:left="3600" w:hanging="360"/>
+      </w:pPr>
+      <w:rPr>
+        <w:rFonts w:ascii="Wingdings" w:hAnsi="Wingdings" w:hint="default"/>
+        <w:sz w:val="20"/>
+      </w:rPr>
+    </w:lvl>
+    <w:lvl w:ilvl="5" w:tentative="1">
+      <w:start w:val="1"/>
+      <w:numFmt w:val="bullet"/>
+      <w:lvlText w:val=""/>
+      <w:lvlJc w:val="left"/>
+      <w:pPr>
+        <w:tabs>
+          <w:tab w:val="num" w:pos="4320"/>
+        </w:tabs>
+        <w:ind w:left="4320" w:hanging="360"/>
+      </w:pPr>
+      <w:rPr>
+        <w:rFonts w:ascii="Wingdings" w:hAnsi="Wingdings" w:hint="default"/>
+        <w:sz w:val="20"/>
+      </w:rPr>
+    </w:lvl>
+    <w:lvl w:ilvl="6" w:tentative="1">
+      <w:start w:val="1"/>
+      <w:numFmt w:val="bullet"/>
+      <w:lvlText w:val=""/>
+      <w:lvlJc w:val="left"/>
+      <w:pPr>
+        <w:tabs>
+          <w:tab w:val="num" w:pos="5040"/>
+        </w:tabs>
+        <w:ind w:left="5040" w:hanging="360"/>
+      </w:pPr>
+      <w:rPr>
+        <w:rFonts w:ascii="Wingdings" w:hAnsi="Wingdings" w:hint="default"/>
+        <w:sz w:val="20"/>
+      </w:rPr>
+    </w:lvl>
+    <w:lvl w:ilvl="7" w:tentative="1">
+      <w:start w:val="1"/>
+      <w:numFmt w:val="bullet"/>
+      <w:lvlText w:val=""/>
+      <w:lvlJc w:val="left"/>
+      <w:pPr>
+        <w:tabs>
+          <w:tab w:val="num" w:pos="5760"/>
+        </w:tabs>
+        <w:ind w:left="5760" w:hanging="360"/>
+      </w:pPr>
+      <w:rPr>
+        <w:rFonts w:ascii="Wingdings" w:hAnsi="Wingdings" w:hint="default"/>
+        <w:sz w:val="20"/>
+      </w:rPr>
+    </w:lvl>
+    <w:lvl w:ilvl="8" w:tentative="1">
+      <w:start w:val="1"/>
+      <w:numFmt w:val="bullet"/>
+      <w:lvlText w:val=""/>
+      <w:lvlJc w:val="left"/>
+      <w:pPr>
+        <w:tabs>
+          <w:tab w:val="num" w:pos="6480"/>
+        </w:tabs>
+        <w:ind w:left="6480" w:hanging="360"/>
+      </w:pPr>
+      <w:rPr>
+        <w:rFonts w:ascii="Wingdings" w:hAnsi="Wingdings" w:hint="default"/>
+        <w:sz w:val="20"/>
+      </w:rPr>
+    </w:lvl>
+  </w:abstractNum>
+  <w:abstractNum w:abstractNumId="3" w15:restartNumberingAfterBreak="0">
     <w:nsid w:val="62465AF9"/>
     <w:multiLevelType w:val="multilevel"/>
     <w:tmpl w:val="A02414FA"/>
@@ -318,7 +825,7 @@
       </w:pPr>
     </w:lvl>
   </w:abstractNum>
-  <w:abstractNum w:abstractNumId="1" w15:restartNumberingAfterBreak="0">
+  <w:abstractNum w:abstractNumId="4" w15:restartNumberingAfterBreak="0">
     <w:nsid w:val="76C66BE3"/>
     <w:multiLevelType w:val="multilevel"/>
     <w:tmpl w:val="5656BDEC"/>
@@ -468,10 +975,19 @@
     </w:lvl>
   </w:abstractNum>
   <w:num w:numId="1" w16cid:durableId="1123689673">
+    <w:abstractNumId w:val="4"/>
+  </w:num>
+  <w:num w:numId="2" w16cid:durableId="153108411">
+    <w:abstractNumId w:val="3"/>
+  </w:num>
+  <w:num w:numId="3" w16cid:durableId="1791819803">
     <w:abstractNumId w:val="1"/>
   </w:num>
-  <w:num w:numId="2" w16cid:durableId="153108411">
+  <w:num w:numId="4" w16cid:durableId="173544227">
     <w:abstractNumId w:val="0"/>
+  </w:num>
+  <w:num w:numId="5" w16cid:durableId="675154579">
+    <w:abstractNumId w:val="2"/>
   </w:num>
 </w:numbering>
 </file>
